--- a/Mapped Curriculum Lesson - Supplemental Material/Grade 7/Lesson 26 - Building Lists with Loops/Building Lists with Loops - Worksheet.docx
+++ b/Mapped Curriculum Lesson - Supplemental Material/Grade 7/Lesson 26 - Building Lists with Loops/Building Lists with Loops - Worksheet.docx
@@ -1148,33 +1148,7 @@
         <w:rPr>
           <w:color w:val="080808"/>
         </w:rPr>
-        <w:t xml:space="preserve">Replace the fixed input loop with a condition-controlled loop. Keep asking for a note until </w:t>
-      </w:r>
-      <w:r>
-        <w:rPr>
-          <w:color w:val="067D17"/>
-          <w:rFonts w:ascii="Consolas" w:hAnsi="Consolas"/>
-        </w:rPr>
-        <w:t>"stop"</w:t>
-      </w:r>
-      <w:r>
-        <w:rPr>
-          <w:color w:val="080808"/>
-        </w:rPr>
-        <w:t xml:space="preserve"> is entered; do not append or display the sentinel </w:t>
-      </w:r>
-      <w:r>
-        <w:rPr>
-          <w:color w:val="067D17"/>
-          <w:rFonts w:ascii="Consolas" w:hAnsi="Consolas"/>
-        </w:rPr>
-        <w:t>"stop"</w:t>
-      </w:r>
-      <w:r>
-        <w:rPr>
-          <w:color w:val="080808"/>
-        </w:rPr>
-        <w:t>.</w:t>
+        <w:t>Replace the fixed input loop with a condition-controlled loop. Keep asking for a note until stop is entered; do not append or display the sentinel stop.</w:t>
       </w:r>
     </w:p>
     <w:p>

--- a/Mapped Curriculum Lesson - Supplemental Material/Grade 7/Lesson 26 - Building Lists with Loops/Building Lists with Loops - Worksheet.docx
+++ b/Mapped Curriculum Lesson - Supplemental Material/Grade 7/Lesson 26 - Building Lists with Loops/Building Lists with Loops - Worksheet.docx
@@ -1058,7 +1058,111 @@
         <w:rPr>
           <w:color w:val="080808"/>
         </w:rPr>
-        <w:t>Collect exactly five notes instead of three. The program must display all five in their original input order.</w:t>
+        <w:t xml:space="preserve">Change </w:t>
+      </w:r>
+      <w:r>
+        <w:rPr>
+          <w:color w:val="1750EB"/>
+          <w:rFonts w:ascii="Consolas" w:hAnsi="Consolas"/>
+        </w:rPr>
+        <w:t>range</w:t>
+      </w:r>
+      <w:r>
+        <w:rPr>
+          <w:color w:val="080808"/>
+        </w:rPr>
+        <w:t xml:space="preserve">(3) to </w:t>
+      </w:r>
+      <w:r>
+        <w:rPr>
+          <w:color w:val="1750EB"/>
+          <w:rFonts w:ascii="Consolas" w:hAnsi="Consolas"/>
+        </w:rPr>
+        <w:t>range</w:t>
+      </w:r>
+      <w:r>
+        <w:rPr>
+          <w:color w:val="080808"/>
+        </w:rPr>
+        <w:t xml:space="preserve">(5) so the program asks for five notes. Append each answer to [notes]. Test </w:t>
+      </w:r>
+      <w:r>
+        <w:rPr>
+          <w:color w:val="067D17"/>
+          <w:rFonts w:ascii="Consolas" w:hAnsi="Consolas"/>
+        </w:rPr>
+        <w:t>"one"</w:t>
+      </w:r>
+      <w:r>
+        <w:rPr>
+          <w:color w:val="080808"/>
+        </w:rPr>
+        <w:t xml:space="preserve">, </w:t>
+      </w:r>
+      <w:r>
+        <w:rPr>
+          <w:color w:val="067D17"/>
+          <w:rFonts w:ascii="Consolas" w:hAnsi="Consolas"/>
+        </w:rPr>
+        <w:t>"two"</w:t>
+      </w:r>
+      <w:r>
+        <w:rPr>
+          <w:color w:val="080808"/>
+        </w:rPr>
+        <w:t xml:space="preserve">, </w:t>
+      </w:r>
+      <w:r>
+        <w:rPr>
+          <w:color w:val="067D17"/>
+          <w:rFonts w:ascii="Consolas" w:hAnsi="Consolas"/>
+        </w:rPr>
+        <w:t>"three"</w:t>
+      </w:r>
+      <w:r>
+        <w:rPr>
+          <w:color w:val="080808"/>
+        </w:rPr>
+        <w:t xml:space="preserve">, </w:t>
+      </w:r>
+      <w:r>
+        <w:rPr>
+          <w:color w:val="067D17"/>
+          <w:rFonts w:ascii="Consolas" w:hAnsi="Consolas"/>
+        </w:rPr>
+        <w:t>"four"</w:t>
+      </w:r>
+      <w:r>
+        <w:rPr>
+          <w:color w:val="080808"/>
+        </w:rPr>
+        <w:t xml:space="preserve"> and </w:t>
+      </w:r>
+      <w:r>
+        <w:rPr>
+          <w:color w:val="067D17"/>
+          <w:rFonts w:ascii="Consolas" w:hAnsi="Consolas"/>
+        </w:rPr>
+        <w:t>"five"</w:t>
+      </w:r>
+      <w:r>
+        <w:rPr>
+          <w:color w:val="080808"/>
+        </w:rPr>
+        <w:t xml:space="preserve">; display the five notes in that order beneath </w:t>
+      </w:r>
+      <w:r>
+        <w:rPr>
+          <w:color w:val="067D17"/>
+          <w:rFonts w:ascii="Consolas" w:hAnsi="Consolas"/>
+        </w:rPr>
+        <w:t>"Saved notes:"</w:t>
+      </w:r>
+      <w:r>
+        <w:rPr>
+          <w:color w:val="080808"/>
+        </w:rPr>
+        <w:t>.</w:t>
       </w:r>
     </w:p>
     <w:p w14:noSpellErr="1">
@@ -1148,47 +1252,268 @@
         <w:rPr>
           <w:color w:val="080808"/>
         </w:rPr>
-        <w:t>Replace the fixed input loop with a condition-controlled loop. Keep asking for a note until stop is entered; do not append or display the sentinel stop.</w:t>
-      </w:r>
-    </w:p>
-    <w:p>
-      <w:pPr>
-        <w:spacing w:before="0" w:after="0" w:line="120" w:lineRule="exact"/>
-      </w:pPr>
-    </w:p>
-    <w:p>
-      <w:pPr>
-        <w:pStyle w:val="Heading2"/>
-      </w:pPr>
-      <w:r>
-        <w:t>Challenge 3</w:t>
-      </w:r>
-    </w:p>
-    <w:p>
-      <w:pPr>
-        <w:spacing w:line="276" w:lineRule="auto" w:before="0" w:after="0"/>
-        <w:rPr>
-          <w:noProof/>
-        </w:rPr>
-      </w:pPr>
-      <w:r>
-        <w:rPr>
-          <w:color w:val="080808"/>
-        </w:rPr>
-        <w:t xml:space="preserve">Create a team roster builder. Ask how many names will be entered, collect exactly that many names into an empty </w:t>
+        <w:t xml:space="preserve">Using the example code, replace the </w:t>
       </w:r>
       <w:r>
         <w:rPr>
           <w:color w:val="1750EB"/>
           <w:rFonts w:ascii="Consolas" w:hAnsi="Consolas"/>
         </w:rPr>
+        <w:t>for</w:t>
+      </w:r>
+      <w:r>
+        <w:rPr>
+          <w:color w:val="080808"/>
+        </w:rPr>
+        <w:t xml:space="preserve"> loop that asks for notes with a </w:t>
+      </w:r>
+      <w:r>
+        <w:rPr>
+          <w:color w:val="1750EB"/>
+          <w:rFonts w:ascii="Consolas" w:hAnsi="Consolas"/>
+        </w:rPr>
+        <w:t>while</w:t>
+      </w:r>
+      <w:r>
+        <w:rPr>
+          <w:color w:val="080808"/>
+        </w:rPr>
+        <w:t xml:space="preserve"> loop. Keep asking for a note until the user enters </w:t>
+      </w:r>
+      <w:r>
+        <w:rPr>
+          <w:color w:val="067D17"/>
+          <w:rFonts w:ascii="Consolas" w:hAnsi="Consolas"/>
+        </w:rPr>
+        <w:t>"stop"</w:t>
+      </w:r>
+      <w:r>
+        <w:rPr>
+          <w:color w:val="080808"/>
+        </w:rPr>
+        <w:t xml:space="preserve">. Append each earlier answer to [notes], but do not append or display </w:t>
+      </w:r>
+      <w:r>
+        <w:rPr>
+          <w:color w:val="067D17"/>
+          <w:rFonts w:ascii="Consolas" w:hAnsi="Consolas"/>
+        </w:rPr>
+        <w:t>"stop"</w:t>
+      </w:r>
+      <w:r>
+        <w:rPr>
+          <w:color w:val="080808"/>
+        </w:rPr>
+        <w:t xml:space="preserve">. Test </w:t>
+      </w:r>
+      <w:r>
+        <w:rPr>
+          <w:color w:val="067D17"/>
+          <w:rFonts w:ascii="Consolas" w:hAnsi="Consolas"/>
+        </w:rPr>
+        <w:t>"alpha"</w:t>
+      </w:r>
+      <w:r>
+        <w:rPr>
+          <w:color w:val="080808"/>
+        </w:rPr>
+        <w:t xml:space="preserve">, </w:t>
+      </w:r>
+      <w:r>
+        <w:rPr>
+          <w:color w:val="067D17"/>
+          <w:rFonts w:ascii="Consolas" w:hAnsi="Consolas"/>
+        </w:rPr>
+        <w:t>"beta"</w:t>
+      </w:r>
+      <w:r>
+        <w:rPr>
+          <w:color w:val="080808"/>
+        </w:rPr>
+        <w:t xml:space="preserve"> and </w:t>
+      </w:r>
+      <w:r>
+        <w:rPr>
+          <w:color w:val="067D17"/>
+          <w:rFonts w:ascii="Consolas" w:hAnsi="Consolas"/>
+        </w:rPr>
+        <w:t>"stop"</w:t>
+      </w:r>
+      <w:r>
+        <w:rPr>
+          <w:color w:val="080808"/>
+        </w:rPr>
+        <w:t xml:space="preserve">; display only </w:t>
+      </w:r>
+      <w:r>
+        <w:rPr>
+          <w:color w:val="067D17"/>
+          <w:rFonts w:ascii="Consolas" w:hAnsi="Consolas"/>
+        </w:rPr>
+        <w:t>"alpha"</w:t>
+      </w:r>
+      <w:r>
+        <w:rPr>
+          <w:color w:val="080808"/>
+        </w:rPr>
+        <w:t xml:space="preserve"> and </w:t>
+      </w:r>
+      <w:r>
+        <w:rPr>
+          <w:color w:val="067D17"/>
+          <w:rFonts w:ascii="Consolas" w:hAnsi="Consolas"/>
+        </w:rPr>
+        <w:t>"beta"</w:t>
+      </w:r>
+      <w:r>
+        <w:rPr>
+          <w:color w:val="080808"/>
+        </w:rPr>
+        <w:t xml:space="preserve"> beneath </w:t>
+      </w:r>
+      <w:r>
+        <w:rPr>
+          <w:color w:val="067D17"/>
+          <w:rFonts w:ascii="Consolas" w:hAnsi="Consolas"/>
+        </w:rPr>
+        <w:t>"Saved notes:"</w:t>
+      </w:r>
+      <w:r>
+        <w:rPr>
+          <w:color w:val="080808"/>
+        </w:rPr>
+        <w:t>.</w:t>
+      </w:r>
+    </w:p>
+    <w:p>
+      <w:pPr>
+        <w:spacing w:before="0" w:after="0" w:line="120" w:lineRule="exact"/>
+      </w:pPr>
+    </w:p>
+    <w:p>
+      <w:pPr>
+        <w:pStyle w:val="Heading2"/>
+      </w:pPr>
+      <w:r>
+        <w:t>Challenge 3</w:t>
+      </w:r>
+    </w:p>
+    <w:p>
+      <w:pPr>
+        <w:spacing w:line="276" w:lineRule="auto" w:before="0" w:after="0"/>
+        <w:rPr>
+          <w:noProof/>
+        </w:rPr>
+      </w:pPr>
+      <w:r>
+        <w:rPr>
+          <w:color w:val="080808"/>
+        </w:rPr>
+        <w:t xml:space="preserve">Create an empty </w:t>
+      </w:r>
+      <w:r>
+        <w:rPr>
+          <w:color w:val="1750EB"/>
+          <w:rFonts w:ascii="Consolas" w:hAnsi="Consolas"/>
+        </w:rPr>
         <w:t>list</w:t>
       </w:r>
       <w:r>
         <w:rPr>
           <w:color w:val="080808"/>
         </w:rPr>
-        <w:t>, then ask for one valid replacement position and update that name before displaying the final roster one name per line.</w:t>
+        <w:t xml:space="preserve"> called [roster]. Ask how many names will be entered and store the whole number in [team_size]. Use a </w:t>
+      </w:r>
+      <w:r>
+        <w:rPr>
+          <w:color w:val="1750EB"/>
+          <w:rFonts w:ascii="Consolas" w:hAnsi="Consolas"/>
+        </w:rPr>
+        <w:t>for</w:t>
+      </w:r>
+      <w:r>
+        <w:rPr>
+          <w:color w:val="080808"/>
+        </w:rPr>
+        <w:t xml:space="preserve"> loop and </w:t>
+      </w:r>
+      <w:r>
+        <w:rPr>
+          <w:color w:val="1750EB"/>
+          <w:rFonts w:ascii="Consolas" w:hAnsi="Consolas"/>
+        </w:rPr>
+        <w:t>range</w:t>
+      </w:r>
+      <w:r>
+        <w:rPr>
+          <w:color w:val="080808"/>
+        </w:rPr>
+        <w:t>(team_size) to ask for each name and append it to [roster]. Ask for a replacement position from 0 to team_size - 1 and store it in [position]. Ask for a replacement name and store it in [replacement], then update [roster][position]. Test 3 names—</w:t>
+      </w:r>
+      <w:r>
+        <w:rPr>
+          <w:color w:val="067D17"/>
+          <w:rFonts w:ascii="Consolas" w:hAnsi="Consolas"/>
+        </w:rPr>
+        <w:t>"Ari"</w:t>
+      </w:r>
+      <w:r>
+        <w:rPr>
+          <w:color w:val="080808"/>
+        </w:rPr>
+        <w:t xml:space="preserve">, </w:t>
+      </w:r>
+      <w:r>
+        <w:rPr>
+          <w:color w:val="067D17"/>
+          <w:rFonts w:ascii="Consolas" w:hAnsi="Consolas"/>
+        </w:rPr>
+        <w:t>"Bao"</w:t>
+      </w:r>
+      <w:r>
+        <w:rPr>
+          <w:color w:val="080808"/>
+        </w:rPr>
+        <w:t xml:space="preserve"> and </w:t>
+      </w:r>
+      <w:r>
+        <w:rPr>
+          <w:color w:val="067D17"/>
+          <w:rFonts w:ascii="Consolas" w:hAnsi="Consolas"/>
+        </w:rPr>
+        <w:t>"Cleo"</w:t>
+      </w:r>
+      <w:r>
+        <w:rPr>
+          <w:color w:val="080808"/>
+        </w:rPr>
+        <w:t xml:space="preserve">—then replace position 1 with </w:t>
+      </w:r>
+      <w:r>
+        <w:rPr>
+          <w:color w:val="067D17"/>
+          <w:rFonts w:ascii="Consolas" w:hAnsi="Consolas"/>
+        </w:rPr>
+        <w:t>"Dara"</w:t>
+      </w:r>
+      <w:r>
+        <w:rPr>
+          <w:color w:val="080808"/>
+        </w:rPr>
+        <w:t xml:space="preserve">. Display Ari, Dara and Cleo beneath </w:t>
+      </w:r>
+      <w:r>
+        <w:rPr>
+          <w:color w:val="067D17"/>
+          <w:rFonts w:ascii="Consolas" w:hAnsi="Consolas"/>
+        </w:rPr>
+        <w:t>"Final roster:"</w:t>
+      </w:r>
+      <w:r>
+        <w:rPr>
+          <w:color w:val="080808"/>
+        </w:rPr>
+        <w:t>.</w:t>
       </w:r>
     </w:p>
     <w:p>

--- a/Mapped Curriculum Lesson - Supplemental Material/Grade 7/Lesson 26 - Building Lists with Loops/Building Lists with Loops - Worksheet.docx
+++ b/Mapped Curriculum Lesson - Supplemental Material/Grade 7/Lesson 26 - Building Lists with Loops/Building Lists with Loops - Worksheet.docx
@@ -1058,105 +1058,78 @@
         <w:rPr>
           <w:color w:val="080808"/>
         </w:rPr>
-        <w:t xml:space="preserve">Change </w:t>
+        <w:t xml:space="preserve">Change the example's output so each saved note is numbered from 1. Store 1 in </w:t>
+      </w:r>
+      <w:r>
+        <w:rPr>
+          <w:color w:val="6A1B9A"/>
+          <w:rFonts w:ascii="JetBrains Mono" w:hAnsi="JetBrains Mono"/>
+          <w:sz w:val="20"/>
+          <w:szCs w:val="20"/>
+          <w:shd w:val="clear" w:color="auto" w:fill="ECEAF4"/>
+        </w:rPr>
+        <w:t> number </w:t>
+      </w:r>
+      <w:r>
+        <w:rPr>
+          <w:color w:val="080808"/>
+        </w:rPr>
+        <w:t xml:space="preserve"> before the second </w:t>
       </w:r>
       <w:r>
         <w:rPr>
           <w:color w:val="1750EB"/>
-          <w:rFonts w:ascii="Consolas" w:hAnsi="Consolas"/>
-        </w:rPr>
-        <w:t>range</w:t>
-      </w:r>
-      <w:r>
-        <w:rPr>
-          <w:color w:val="080808"/>
-        </w:rPr>
-        <w:t xml:space="preserve">(3) to </w:t>
-      </w:r>
-      <w:r>
-        <w:rPr>
-          <w:color w:val="1750EB"/>
-          <w:rFonts w:ascii="Consolas" w:hAnsi="Consolas"/>
-        </w:rPr>
-        <w:t>range</w:t>
-      </w:r>
-      <w:r>
-        <w:rPr>
-          <w:color w:val="080808"/>
-        </w:rPr>
-        <w:t xml:space="preserve">(5) so the program asks for five notes. Append each answer to [notes]. Test </w:t>
+          <w:rFonts w:ascii="JetBrains Mono" w:hAnsi="JetBrains Mono"/>
+          <w:sz w:val="20"/>
+          <w:szCs w:val="20"/>
+        </w:rPr>
+        <w:t>for</w:t>
+      </w:r>
+      <w:r>
+        <w:rPr>
+          <w:color w:val="080808"/>
+        </w:rPr>
+        <w:t xml:space="preserve"> loop, display </w:t>
+      </w:r>
+      <w:r>
+        <w:rPr>
+          <w:color w:val="6A1B9A"/>
+          <w:rFonts w:ascii="JetBrains Mono" w:hAnsi="JetBrains Mono"/>
+          <w:sz w:val="20"/>
+          <w:szCs w:val="20"/>
+          <w:shd w:val="clear" w:color="auto" w:fill="ECEAF4"/>
+        </w:rPr>
+        <w:t> number </w:t>
+      </w:r>
+      <w:r>
+        <w:rPr>
+          <w:color w:val="080808"/>
+        </w:rPr>
+        <w:t xml:space="preserve"> and the note, then add 1. For example, if the first note is </w:t>
       </w:r>
       <w:r>
         <w:rPr>
           <w:color w:val="067D17"/>
-          <w:rFonts w:ascii="Consolas" w:hAnsi="Consolas"/>
-        </w:rPr>
-        <w:t>"one"</w:t>
-      </w:r>
-      <w:r>
-        <w:rPr>
-          <w:color w:val="080808"/>
-        </w:rPr>
-        <w:t xml:space="preserve">, </w:t>
+          <w:rFonts w:ascii="JetBrains Mono" w:hAnsi="JetBrains Mono"/>
+          <w:sz w:val="20"/>
+          <w:szCs w:val="20"/>
+        </w:rPr>
+        <w:t>"milk"</w:t>
+      </w:r>
+      <w:r>
+        <w:rPr>
+          <w:color w:val="080808"/>
+        </w:rPr>
+        <w:t xml:space="preserve">, display </w:t>
       </w:r>
       <w:r>
         <w:rPr>
           <w:color w:val="067D17"/>
-          <w:rFonts w:ascii="Consolas" w:hAnsi="Consolas"/>
-        </w:rPr>
-        <w:t>"two"</w:t>
-      </w:r>
-      <w:r>
-        <w:rPr>
-          <w:color w:val="080808"/>
-        </w:rPr>
-        <w:t xml:space="preserve">, </w:t>
-      </w:r>
-      <w:r>
-        <w:rPr>
-          <w:color w:val="067D17"/>
-          <w:rFonts w:ascii="Consolas" w:hAnsi="Consolas"/>
-        </w:rPr>
-        <w:t>"three"</w:t>
-      </w:r>
-      <w:r>
-        <w:rPr>
-          <w:color w:val="080808"/>
-        </w:rPr>
-        <w:t xml:space="preserve">, </w:t>
-      </w:r>
-      <w:r>
-        <w:rPr>
-          <w:color w:val="067D17"/>
-          <w:rFonts w:ascii="Consolas" w:hAnsi="Consolas"/>
-        </w:rPr>
-        <w:t>"four"</w:t>
-      </w:r>
-      <w:r>
-        <w:rPr>
-          <w:color w:val="080808"/>
-        </w:rPr>
-        <w:t xml:space="preserve"> and </w:t>
-      </w:r>
-      <w:r>
-        <w:rPr>
-          <w:color w:val="067D17"/>
-          <w:rFonts w:ascii="Consolas" w:hAnsi="Consolas"/>
-        </w:rPr>
-        <w:t>"five"</w:t>
-      </w:r>
-      <w:r>
-        <w:rPr>
-          <w:color w:val="080808"/>
-        </w:rPr>
-        <w:t xml:space="preserve">; display the five notes in that order beneath </w:t>
-      </w:r>
-      <w:r>
-        <w:rPr>
-          <w:color w:val="067D17"/>
-          <w:rFonts w:ascii="Consolas" w:hAnsi="Consolas"/>
-        </w:rPr>
-        <w:t>"Saved notes:"</w:t>
+          <w:rFonts w:ascii="JetBrains Mono" w:hAnsi="JetBrains Mono"/>
+          <w:sz w:val="20"/>
+          <w:szCs w:val="20"/>
+        </w:rPr>
+        <w:t>"1 milk"</w:t>
       </w:r>
       <w:r>
         <w:rPr>
@@ -1252,12 +1225,29 @@
         <w:rPr>
           <w:color w:val="080808"/>
         </w:rPr>
-        <w:t xml:space="preserve">Using the example code, replace the </w:t>
+        <w:t xml:space="preserve">Change the example so a </w:t>
       </w:r>
       <w:r>
         <w:rPr>
           <w:color w:val="1750EB"/>
-          <w:rFonts w:ascii="Consolas" w:hAnsi="Consolas"/>
+          <w:rFonts w:ascii="JetBrains Mono" w:hAnsi="JetBrains Mono"/>
+          <w:sz w:val="20"/>
+          <w:szCs w:val="20"/>
+        </w:rPr>
+        <w:t>while</w:t>
+      </w:r>
+      <w:r>
+        <w:rPr>
+          <w:color w:val="080808"/>
+        </w:rPr>
+        <w:t xml:space="preserve"> loop replaces the first </w:t>
+      </w:r>
+      <w:r>
+        <w:rPr>
+          <w:color w:val="1750EB"/>
+          <w:rFonts w:ascii="JetBrains Mono" w:hAnsi="JetBrains Mono"/>
+          <w:sz w:val="20"/>
+          <w:szCs w:val="20"/>
         </w:rPr>
         <w:t>for</w:t>
       </w:r>
@@ -1265,247 +1255,208 @@
         <w:rPr>
           <w:color w:val="080808"/>
         </w:rPr>
-        <w:t xml:space="preserve"> loop that asks for notes with a </w:t>
+        <w:t xml:space="preserve"> loop and collects notes until the user enters </w:t>
+      </w:r>
+      <w:r>
+        <w:rPr>
+          <w:color w:val="067D17"/>
+          <w:rFonts w:ascii="JetBrains Mono" w:hAnsi="JetBrains Mono"/>
+          <w:sz w:val="20"/>
+          <w:szCs w:val="20"/>
+        </w:rPr>
+        <w:t>"stop"</w:t>
+      </w:r>
+      <w:r>
+        <w:rPr>
+          <w:color w:val="080808"/>
+        </w:rPr>
+        <w:t xml:space="preserve">. Append every other answer to </w:t>
+      </w:r>
+      <w:r>
+        <w:rPr>
+          <w:color w:val="6A1B9A"/>
+          <w:rFonts w:ascii="JetBrains Mono" w:hAnsi="JetBrains Mono"/>
+          <w:sz w:val="20"/>
+          <w:szCs w:val="20"/>
+          <w:shd w:val="clear" w:color="auto" w:fill="ECEAF4"/>
+        </w:rPr>
+        <w:t> notes </w:t>
+      </w:r>
+      <w:r>
+        <w:rPr>
+          <w:color w:val="080808"/>
+        </w:rPr>
+        <w:t xml:space="preserve">, then display the saved notes as before. For example, </w:t>
+      </w:r>
+      <w:r>
+        <w:rPr>
+          <w:color w:val="067D17"/>
+          <w:rFonts w:ascii="JetBrains Mono" w:hAnsi="JetBrains Mono"/>
+          <w:sz w:val="20"/>
+          <w:szCs w:val="20"/>
+        </w:rPr>
+        <w:t>"alpha"</w:t>
+      </w:r>
+      <w:r>
+        <w:rPr>
+          <w:color w:val="080808"/>
+        </w:rPr>
+        <w:t xml:space="preserve">, </w:t>
+      </w:r>
+      <w:r>
+        <w:rPr>
+          <w:color w:val="067D17"/>
+          <w:rFonts w:ascii="JetBrains Mono" w:hAnsi="JetBrains Mono"/>
+          <w:sz w:val="20"/>
+          <w:szCs w:val="20"/>
+        </w:rPr>
+        <w:t>"beta"</w:t>
+      </w:r>
+      <w:r>
+        <w:rPr>
+          <w:color w:val="080808"/>
+        </w:rPr>
+        <w:t xml:space="preserve"> and </w:t>
+      </w:r>
+      <w:r>
+        <w:rPr>
+          <w:color w:val="067D17"/>
+          <w:rFonts w:ascii="JetBrains Mono" w:hAnsi="JetBrains Mono"/>
+          <w:sz w:val="20"/>
+          <w:szCs w:val="20"/>
+        </w:rPr>
+        <w:t>"stop"</w:t>
+      </w:r>
+      <w:r>
+        <w:rPr>
+          <w:color w:val="080808"/>
+        </w:rPr>
+        <w:t xml:space="preserve"> display only </w:t>
+      </w:r>
+      <w:r>
+        <w:rPr>
+          <w:color w:val="067D17"/>
+          <w:rFonts w:ascii="JetBrains Mono" w:hAnsi="JetBrains Mono"/>
+          <w:sz w:val="20"/>
+          <w:szCs w:val="20"/>
+        </w:rPr>
+        <w:t>"alpha"</w:t>
+      </w:r>
+      <w:r>
+        <w:rPr>
+          <w:color w:val="080808"/>
+        </w:rPr>
+        <w:t xml:space="preserve"> and </w:t>
+      </w:r>
+      <w:r>
+        <w:rPr>
+          <w:color w:val="067D17"/>
+          <w:rFonts w:ascii="JetBrains Mono" w:hAnsi="JetBrains Mono"/>
+          <w:sz w:val="20"/>
+          <w:szCs w:val="20"/>
+        </w:rPr>
+        <w:t>"beta"</w:t>
+      </w:r>
+      <w:r>
+        <w:rPr>
+          <w:color w:val="080808"/>
+        </w:rPr>
+        <w:t>.</w:t>
+      </w:r>
+    </w:p>
+    <w:p>
+      <w:pPr>
+        <w:spacing w:before="0" w:after="0" w:line="120" w:lineRule="exact"/>
+      </w:pPr>
+    </w:p>
+    <w:p>
+      <w:pPr>
+        <w:pStyle w:val="Heading2"/>
+      </w:pPr>
+      <w:r>
+        <w:t>Challenge 3</w:t>
+      </w:r>
+    </w:p>
+    <w:p>
+      <w:pPr>
+        <w:spacing w:line="276" w:lineRule="auto" w:before="0" w:after="0"/>
+        <w:rPr>
+          <w:noProof/>
+        </w:rPr>
+      </w:pPr>
+      <w:r>
+        <w:rPr>
+          <w:color w:val="080808"/>
+        </w:rPr>
+        <w:t xml:space="preserve">Create a team roster. Start with an empty </w:t>
       </w:r>
       <w:r>
         <w:rPr>
           <w:color w:val="1750EB"/>
-          <w:rFonts w:ascii="Consolas" w:hAnsi="Consolas"/>
-        </w:rPr>
-        <w:t>while</w:t>
-      </w:r>
-      <w:r>
-        <w:rPr>
-          <w:color w:val="080808"/>
-        </w:rPr>
-        <w:t xml:space="preserve"> loop. Keep asking for a note until the user enters </w:t>
+          <w:rFonts w:ascii="JetBrains Mono" w:hAnsi="JetBrains Mono"/>
+          <w:sz w:val="20"/>
+          <w:szCs w:val="20"/>
+        </w:rPr>
+        <w:t>list</w:t>
+      </w:r>
+      <w:r>
+        <w:rPr>
+          <w:color w:val="080808"/>
+        </w:rPr>
+        <w:t xml:space="preserve"> called </w:t>
+      </w:r>
+      <w:r>
+        <w:rPr>
+          <w:color w:val="6A1B9A"/>
+          <w:rFonts w:ascii="JetBrains Mono" w:hAnsi="JetBrains Mono"/>
+          <w:sz w:val="20"/>
+          <w:szCs w:val="20"/>
+          <w:shd w:val="clear" w:color="auto" w:fill="ECEAF4"/>
+        </w:rPr>
+        <w:t> roster </w:t>
+      </w:r>
+      <w:r>
+        <w:rPr>
+          <w:color w:val="080808"/>
+        </w:rPr>
+        <w:t xml:space="preserve">, ask how many names to enter, and use a </w:t>
+      </w:r>
+      <w:r>
+        <w:rPr>
+          <w:color w:val="1750EB"/>
+          <w:rFonts w:ascii="JetBrains Mono" w:hAnsi="JetBrains Mono"/>
+          <w:sz w:val="20"/>
+          <w:szCs w:val="20"/>
+        </w:rPr>
+        <w:t>for</w:t>
+      </w:r>
+      <w:r>
+        <w:rPr>
+          <w:color w:val="080808"/>
+        </w:rPr>
+        <w:t xml:space="preserve"> loop and </w:t>
+      </w:r>
+      <w:r>
+        <w:rPr>
+          <w:color w:val="1750EB"/>
+          <w:rFonts w:ascii="JetBrains Mono" w:hAnsi="JetBrains Mono"/>
+          <w:sz w:val="20"/>
+          <w:szCs w:val="20"/>
+        </w:rPr>
+        <w:t>range()</w:t>
+      </w:r>
+      <w:r>
+        <w:rPr>
+          <w:color w:val="080808"/>
+        </w:rPr>
+        <w:t xml:space="preserve"> to append that many names. Ask for a position and a replacement name, update that item, then display each name on its own line after </w:t>
       </w:r>
       <w:r>
         <w:rPr>
           <w:color w:val="067D17"/>
-          <w:rFonts w:ascii="Consolas" w:hAnsi="Consolas"/>
-        </w:rPr>
-        <w:t>"stop"</w:t>
-      </w:r>
-      <w:r>
-        <w:rPr>
-          <w:color w:val="080808"/>
-        </w:rPr>
-        <w:t xml:space="preserve">. Append each earlier answer to [notes], but do not append or display </w:t>
-      </w:r>
-      <w:r>
-        <w:rPr>
-          <w:color w:val="067D17"/>
-          <w:rFonts w:ascii="Consolas" w:hAnsi="Consolas"/>
-        </w:rPr>
-        <w:t>"stop"</w:t>
-      </w:r>
-      <w:r>
-        <w:rPr>
-          <w:color w:val="080808"/>
-        </w:rPr>
-        <w:t xml:space="preserve">. Test </w:t>
-      </w:r>
-      <w:r>
-        <w:rPr>
-          <w:color w:val="067D17"/>
-          <w:rFonts w:ascii="Consolas" w:hAnsi="Consolas"/>
-        </w:rPr>
-        <w:t>"alpha"</w:t>
-      </w:r>
-      <w:r>
-        <w:rPr>
-          <w:color w:val="080808"/>
-        </w:rPr>
-        <w:t xml:space="preserve">, </w:t>
-      </w:r>
-      <w:r>
-        <w:rPr>
-          <w:color w:val="067D17"/>
-          <w:rFonts w:ascii="Consolas" w:hAnsi="Consolas"/>
-        </w:rPr>
-        <w:t>"beta"</w:t>
-      </w:r>
-      <w:r>
-        <w:rPr>
-          <w:color w:val="080808"/>
-        </w:rPr>
-        <w:t xml:space="preserve"> and </w:t>
-      </w:r>
-      <w:r>
-        <w:rPr>
-          <w:color w:val="067D17"/>
-          <w:rFonts w:ascii="Consolas" w:hAnsi="Consolas"/>
-        </w:rPr>
-        <w:t>"stop"</w:t>
-      </w:r>
-      <w:r>
-        <w:rPr>
-          <w:color w:val="080808"/>
-        </w:rPr>
-        <w:t xml:space="preserve">; display only </w:t>
-      </w:r>
-      <w:r>
-        <w:rPr>
-          <w:color w:val="067D17"/>
-          <w:rFonts w:ascii="Consolas" w:hAnsi="Consolas"/>
-        </w:rPr>
-        <w:t>"alpha"</w:t>
-      </w:r>
-      <w:r>
-        <w:rPr>
-          <w:color w:val="080808"/>
-        </w:rPr>
-        <w:t xml:space="preserve"> and </w:t>
-      </w:r>
-      <w:r>
-        <w:rPr>
-          <w:color w:val="067D17"/>
-          <w:rFonts w:ascii="Consolas" w:hAnsi="Consolas"/>
-        </w:rPr>
-        <w:t>"beta"</w:t>
-      </w:r>
-      <w:r>
-        <w:rPr>
-          <w:color w:val="080808"/>
-        </w:rPr>
-        <w:t xml:space="preserve"> beneath </w:t>
-      </w:r>
-      <w:r>
-        <w:rPr>
-          <w:color w:val="067D17"/>
-          <w:rFonts w:ascii="Consolas" w:hAnsi="Consolas"/>
-        </w:rPr>
-        <w:t>"Saved notes:"</w:t>
-      </w:r>
-      <w:r>
-        <w:rPr>
-          <w:color w:val="080808"/>
-        </w:rPr>
-        <w:t>.</w:t>
-      </w:r>
-    </w:p>
-    <w:p>
-      <w:pPr>
-        <w:spacing w:before="0" w:after="0" w:line="120" w:lineRule="exact"/>
-      </w:pPr>
-    </w:p>
-    <w:p>
-      <w:pPr>
-        <w:pStyle w:val="Heading2"/>
-      </w:pPr>
-      <w:r>
-        <w:t>Challenge 3</w:t>
-      </w:r>
-    </w:p>
-    <w:p>
-      <w:pPr>
-        <w:spacing w:line="276" w:lineRule="auto" w:before="0" w:after="0"/>
-        <w:rPr>
-          <w:noProof/>
-        </w:rPr>
-      </w:pPr>
-      <w:r>
-        <w:rPr>
-          <w:color w:val="080808"/>
-        </w:rPr>
-        <w:t xml:space="preserve">Create an empty </w:t>
-      </w:r>
-      <w:r>
-        <w:rPr>
-          <w:color w:val="1750EB"/>
-          <w:rFonts w:ascii="Consolas" w:hAnsi="Consolas"/>
-        </w:rPr>
-        <w:t>list</w:t>
-      </w:r>
-      <w:r>
-        <w:rPr>
-          <w:color w:val="080808"/>
-        </w:rPr>
-        <w:t xml:space="preserve"> called [roster]. Ask how many names will be entered and store the whole number in [team_size]. Use a </w:t>
-      </w:r>
-      <w:r>
-        <w:rPr>
-          <w:color w:val="1750EB"/>
-          <w:rFonts w:ascii="Consolas" w:hAnsi="Consolas"/>
-        </w:rPr>
-        <w:t>for</w:t>
-      </w:r>
-      <w:r>
-        <w:rPr>
-          <w:color w:val="080808"/>
-        </w:rPr>
-        <w:t xml:space="preserve"> loop and </w:t>
-      </w:r>
-      <w:r>
-        <w:rPr>
-          <w:color w:val="1750EB"/>
-          <w:rFonts w:ascii="Consolas" w:hAnsi="Consolas"/>
-        </w:rPr>
-        <w:t>range</w:t>
-      </w:r>
-      <w:r>
-        <w:rPr>
-          <w:color w:val="080808"/>
-        </w:rPr>
-        <w:t>(team_size) to ask for each name and append it to [roster]. Ask for a replacement position from 0 to team_size - 1 and store it in [position]. Ask for a replacement name and store it in [replacement], then update [roster][position]. Test 3 names—</w:t>
-      </w:r>
-      <w:r>
-        <w:rPr>
-          <w:color w:val="067D17"/>
-          <w:rFonts w:ascii="Consolas" w:hAnsi="Consolas"/>
-        </w:rPr>
-        <w:t>"Ari"</w:t>
-      </w:r>
-      <w:r>
-        <w:rPr>
-          <w:color w:val="080808"/>
-        </w:rPr>
-        <w:t xml:space="preserve">, </w:t>
-      </w:r>
-      <w:r>
-        <w:rPr>
-          <w:color w:val="067D17"/>
-          <w:rFonts w:ascii="Consolas" w:hAnsi="Consolas"/>
-        </w:rPr>
-        <w:t>"Bao"</w:t>
-      </w:r>
-      <w:r>
-        <w:rPr>
-          <w:color w:val="080808"/>
-        </w:rPr>
-        <w:t xml:space="preserve"> and </w:t>
-      </w:r>
-      <w:r>
-        <w:rPr>
-          <w:color w:val="067D17"/>
-          <w:rFonts w:ascii="Consolas" w:hAnsi="Consolas"/>
-        </w:rPr>
-        <w:t>"Cleo"</w:t>
-      </w:r>
-      <w:r>
-        <w:rPr>
-          <w:color w:val="080808"/>
-        </w:rPr>
-        <w:t xml:space="preserve">—then replace position 1 with </w:t>
-      </w:r>
-      <w:r>
-        <w:rPr>
-          <w:color w:val="067D17"/>
-          <w:rFonts w:ascii="Consolas" w:hAnsi="Consolas"/>
-        </w:rPr>
-        <w:t>"Dara"</w:t>
-      </w:r>
-      <w:r>
-        <w:rPr>
-          <w:color w:val="080808"/>
-        </w:rPr>
-        <w:t xml:space="preserve">. Display Ari, Dara and Cleo beneath </w:t>
-      </w:r>
-      <w:r>
-        <w:rPr>
-          <w:color w:val="067D17"/>
-          <w:rFonts w:ascii="Consolas" w:hAnsi="Consolas"/>
+          <w:rFonts w:ascii="JetBrains Mono" w:hAnsi="JetBrains Mono"/>
+          <w:sz w:val="20"/>
+          <w:szCs w:val="20"/>
         </w:rPr>
         <w:t>"Final roster:"</w:t>
       </w:r>

--- a/Mapped Curriculum Lesson - Supplemental Material/Grade 7/Lesson 26 - Building Lists with Loops/Building Lists with Loops - Worksheet.docx
+++ b/Mapped Curriculum Lesson - Supplemental Material/Grade 7/Lesson 26 - Building Lists with Loops/Building Lists with Loops - Worksheet.docx
@@ -1078,7 +1078,7 @@
       </w:r>
       <w:r>
         <w:rPr>
-          <w:color w:val="1750EB"/>
+          <w:color w:val="C45E00"/>
           <w:rFonts w:ascii="JetBrains Mono" w:hAnsi="JetBrains Mono"/>
           <w:sz w:val="20"/>
           <w:szCs w:val="20"/>
@@ -1229,48 +1229,181 @@
       </w:r>
       <w:r>
         <w:rPr>
+          <w:color w:val="C45E00"/>
+          <w:rFonts w:ascii="JetBrains Mono" w:hAnsi="JetBrains Mono"/>
+          <w:sz w:val="20"/>
+          <w:szCs w:val="20"/>
+        </w:rPr>
+        <w:t>while</w:t>
+      </w:r>
+      <w:r>
+        <w:rPr>
+          <w:color w:val="080808"/>
+        </w:rPr>
+        <w:t xml:space="preserve"> loop replaces the first </w:t>
+      </w:r>
+      <w:r>
+        <w:rPr>
+          <w:color w:val="C45E00"/>
+          <w:rFonts w:ascii="JetBrains Mono" w:hAnsi="JetBrains Mono"/>
+          <w:sz w:val="20"/>
+          <w:szCs w:val="20"/>
+        </w:rPr>
+        <w:t>for</w:t>
+      </w:r>
+      <w:r>
+        <w:rPr>
+          <w:color w:val="080808"/>
+        </w:rPr>
+        <w:t xml:space="preserve"> loop and collects notes until the user enters </w:t>
+      </w:r>
+      <w:r>
+        <w:rPr>
+          <w:color w:val="067D17"/>
+          <w:rFonts w:ascii="JetBrains Mono" w:hAnsi="JetBrains Mono"/>
+          <w:sz w:val="20"/>
+          <w:szCs w:val="20"/>
+        </w:rPr>
+        <w:t>"stop"</w:t>
+      </w:r>
+      <w:r>
+        <w:rPr>
+          <w:color w:val="080808"/>
+        </w:rPr>
+        <w:t xml:space="preserve">. Append every other answer to </w:t>
+      </w:r>
+      <w:r>
+        <w:rPr>
+          <w:color w:val="6A1B9A"/>
+          <w:rFonts w:ascii="JetBrains Mono" w:hAnsi="JetBrains Mono"/>
+          <w:sz w:val="20"/>
+          <w:szCs w:val="20"/>
+          <w:shd w:val="clear" w:color="auto" w:fill="ECEAF4"/>
+        </w:rPr>
+        <w:t> notes </w:t>
+      </w:r>
+      <w:r>
+        <w:rPr>
+          <w:color w:val="080808"/>
+        </w:rPr>
+        <w:t xml:space="preserve">, then display the saved notes as before. For example, </w:t>
+      </w:r>
+      <w:r>
+        <w:rPr>
+          <w:color w:val="067D17"/>
+          <w:rFonts w:ascii="JetBrains Mono" w:hAnsi="JetBrains Mono"/>
+          <w:sz w:val="20"/>
+          <w:szCs w:val="20"/>
+        </w:rPr>
+        <w:t>"alpha"</w:t>
+      </w:r>
+      <w:r>
+        <w:rPr>
+          <w:color w:val="080808"/>
+        </w:rPr>
+        <w:t xml:space="preserve">, </w:t>
+      </w:r>
+      <w:r>
+        <w:rPr>
+          <w:color w:val="067D17"/>
+          <w:rFonts w:ascii="JetBrains Mono" w:hAnsi="JetBrains Mono"/>
+          <w:sz w:val="20"/>
+          <w:szCs w:val="20"/>
+        </w:rPr>
+        <w:t>"beta"</w:t>
+      </w:r>
+      <w:r>
+        <w:rPr>
+          <w:color w:val="080808"/>
+        </w:rPr>
+        <w:t xml:space="preserve"> and </w:t>
+      </w:r>
+      <w:r>
+        <w:rPr>
+          <w:color w:val="067D17"/>
+          <w:rFonts w:ascii="JetBrains Mono" w:hAnsi="JetBrains Mono"/>
+          <w:sz w:val="20"/>
+          <w:szCs w:val="20"/>
+        </w:rPr>
+        <w:t>"stop"</w:t>
+      </w:r>
+      <w:r>
+        <w:rPr>
+          <w:color w:val="080808"/>
+        </w:rPr>
+        <w:t xml:space="preserve"> display only </w:t>
+      </w:r>
+      <w:r>
+        <w:rPr>
+          <w:color w:val="067D17"/>
+          <w:rFonts w:ascii="JetBrains Mono" w:hAnsi="JetBrains Mono"/>
+          <w:sz w:val="20"/>
+          <w:szCs w:val="20"/>
+        </w:rPr>
+        <w:t>"alpha"</w:t>
+      </w:r>
+      <w:r>
+        <w:rPr>
+          <w:color w:val="080808"/>
+        </w:rPr>
+        <w:t xml:space="preserve"> and </w:t>
+      </w:r>
+      <w:r>
+        <w:rPr>
+          <w:color w:val="067D17"/>
+          <w:rFonts w:ascii="JetBrains Mono" w:hAnsi="JetBrains Mono"/>
+          <w:sz w:val="20"/>
+          <w:szCs w:val="20"/>
+        </w:rPr>
+        <w:t>"beta"</w:t>
+      </w:r>
+      <w:r>
+        <w:rPr>
+          <w:color w:val="080808"/>
+        </w:rPr>
+        <w:t>.</w:t>
+      </w:r>
+    </w:p>
+    <w:p>
+      <w:pPr>
+        <w:spacing w:before="0" w:after="0" w:line="120" w:lineRule="exact"/>
+      </w:pPr>
+    </w:p>
+    <w:p>
+      <w:pPr>
+        <w:pStyle w:val="Heading2"/>
+      </w:pPr>
+      <w:r>
+        <w:t>Challenge 3</w:t>
+      </w:r>
+    </w:p>
+    <w:p>
+      <w:pPr>
+        <w:spacing w:line="276" w:lineRule="auto" w:before="0" w:after="0"/>
+        <w:rPr>
+          <w:noProof/>
+        </w:rPr>
+      </w:pPr>
+      <w:r>
+        <w:rPr>
+          <w:color w:val="080808"/>
+        </w:rPr>
+        <w:t xml:space="preserve">Create a team roster. Start with an empty </w:t>
+      </w:r>
+      <w:r>
+        <w:rPr>
           <w:color w:val="1750EB"/>
           <w:rFonts w:ascii="JetBrains Mono" w:hAnsi="JetBrains Mono"/>
           <w:sz w:val="20"/>
           <w:szCs w:val="20"/>
         </w:rPr>
-        <w:t>while</w:t>
-      </w:r>
-      <w:r>
-        <w:rPr>
-          <w:color w:val="080808"/>
-        </w:rPr>
-        <w:t xml:space="preserve"> loop replaces the first </w:t>
-      </w:r>
-      <w:r>
-        <w:rPr>
-          <w:color w:val="1750EB"/>
-          <w:rFonts w:ascii="JetBrains Mono" w:hAnsi="JetBrains Mono"/>
-          <w:sz w:val="20"/>
-          <w:szCs w:val="20"/>
-        </w:rPr>
-        <w:t>for</w:t>
-      </w:r>
-      <w:r>
-        <w:rPr>
-          <w:color w:val="080808"/>
-        </w:rPr>
-        <w:t xml:space="preserve"> loop and collects notes until the user enters </w:t>
-      </w:r>
-      <w:r>
-        <w:rPr>
-          <w:color w:val="067D17"/>
-          <w:rFonts w:ascii="JetBrains Mono" w:hAnsi="JetBrains Mono"/>
-          <w:sz w:val="20"/>
-          <w:szCs w:val="20"/>
-        </w:rPr>
-        <w:t>"stop"</w:t>
-      </w:r>
-      <w:r>
-        <w:rPr>
-          <w:color w:val="080808"/>
-        </w:rPr>
-        <w:t xml:space="preserve">. Append every other answer to </w:t>
+        <w:t>list</w:t>
+      </w:r>
+      <w:r>
+        <w:rPr>
+          <w:color w:val="080808"/>
+        </w:rPr>
+        <w:t xml:space="preserve"> called </w:t>
       </w:r>
       <w:r>
         <w:rPr>
@@ -1280,139 +1413,6 @@
           <w:szCs w:val="20"/>
           <w:shd w:val="clear" w:color="auto" w:fill="ECEAF4"/>
         </w:rPr>
-        <w:t> notes </w:t>
-      </w:r>
-      <w:r>
-        <w:rPr>
-          <w:color w:val="080808"/>
-        </w:rPr>
-        <w:t xml:space="preserve">, then display the saved notes as before. For example, </w:t>
-      </w:r>
-      <w:r>
-        <w:rPr>
-          <w:color w:val="067D17"/>
-          <w:rFonts w:ascii="JetBrains Mono" w:hAnsi="JetBrains Mono"/>
-          <w:sz w:val="20"/>
-          <w:szCs w:val="20"/>
-        </w:rPr>
-        <w:t>"alpha"</w:t>
-      </w:r>
-      <w:r>
-        <w:rPr>
-          <w:color w:val="080808"/>
-        </w:rPr>
-        <w:t xml:space="preserve">, </w:t>
-      </w:r>
-      <w:r>
-        <w:rPr>
-          <w:color w:val="067D17"/>
-          <w:rFonts w:ascii="JetBrains Mono" w:hAnsi="JetBrains Mono"/>
-          <w:sz w:val="20"/>
-          <w:szCs w:val="20"/>
-        </w:rPr>
-        <w:t>"beta"</w:t>
-      </w:r>
-      <w:r>
-        <w:rPr>
-          <w:color w:val="080808"/>
-        </w:rPr>
-        <w:t xml:space="preserve"> and </w:t>
-      </w:r>
-      <w:r>
-        <w:rPr>
-          <w:color w:val="067D17"/>
-          <w:rFonts w:ascii="JetBrains Mono" w:hAnsi="JetBrains Mono"/>
-          <w:sz w:val="20"/>
-          <w:szCs w:val="20"/>
-        </w:rPr>
-        <w:t>"stop"</w:t>
-      </w:r>
-      <w:r>
-        <w:rPr>
-          <w:color w:val="080808"/>
-        </w:rPr>
-        <w:t xml:space="preserve"> display only </w:t>
-      </w:r>
-      <w:r>
-        <w:rPr>
-          <w:color w:val="067D17"/>
-          <w:rFonts w:ascii="JetBrains Mono" w:hAnsi="JetBrains Mono"/>
-          <w:sz w:val="20"/>
-          <w:szCs w:val="20"/>
-        </w:rPr>
-        <w:t>"alpha"</w:t>
-      </w:r>
-      <w:r>
-        <w:rPr>
-          <w:color w:val="080808"/>
-        </w:rPr>
-        <w:t xml:space="preserve"> and </w:t>
-      </w:r>
-      <w:r>
-        <w:rPr>
-          <w:color w:val="067D17"/>
-          <w:rFonts w:ascii="JetBrains Mono" w:hAnsi="JetBrains Mono"/>
-          <w:sz w:val="20"/>
-          <w:szCs w:val="20"/>
-        </w:rPr>
-        <w:t>"beta"</w:t>
-      </w:r>
-      <w:r>
-        <w:rPr>
-          <w:color w:val="080808"/>
-        </w:rPr>
-        <w:t>.</w:t>
-      </w:r>
-    </w:p>
-    <w:p>
-      <w:pPr>
-        <w:spacing w:before="0" w:after="0" w:line="120" w:lineRule="exact"/>
-      </w:pPr>
-    </w:p>
-    <w:p>
-      <w:pPr>
-        <w:pStyle w:val="Heading2"/>
-      </w:pPr>
-      <w:r>
-        <w:t>Challenge 3</w:t>
-      </w:r>
-    </w:p>
-    <w:p>
-      <w:pPr>
-        <w:spacing w:line="276" w:lineRule="auto" w:before="0" w:after="0"/>
-        <w:rPr>
-          <w:noProof/>
-        </w:rPr>
-      </w:pPr>
-      <w:r>
-        <w:rPr>
-          <w:color w:val="080808"/>
-        </w:rPr>
-        <w:t xml:space="preserve">Create a team roster. Start with an empty </w:t>
-      </w:r>
-      <w:r>
-        <w:rPr>
-          <w:color w:val="1750EB"/>
-          <w:rFonts w:ascii="JetBrains Mono" w:hAnsi="JetBrains Mono"/>
-          <w:sz w:val="20"/>
-          <w:szCs w:val="20"/>
-        </w:rPr>
-        <w:t>list</w:t>
-      </w:r>
-      <w:r>
-        <w:rPr>
-          <w:color w:val="080808"/>
-        </w:rPr>
-        <w:t xml:space="preserve"> called </w:t>
-      </w:r>
-      <w:r>
-        <w:rPr>
-          <w:color w:val="6A1B9A"/>
-          <w:rFonts w:ascii="JetBrains Mono" w:hAnsi="JetBrains Mono"/>
-          <w:sz w:val="20"/>
-          <w:szCs w:val="20"/>
-          <w:shd w:val="clear" w:color="auto" w:fill="ECEAF4"/>
-        </w:rPr>
         <w:t> roster </w:t>
       </w:r>
       <w:r>
@@ -1423,7 +1423,7 @@
       </w:r>
       <w:r>
         <w:rPr>
-          <w:color w:val="1750EB"/>
+          <w:color w:val="C45E00"/>
           <w:rFonts w:ascii="JetBrains Mono" w:hAnsi="JetBrains Mono"/>
           <w:sz w:val="20"/>
           <w:szCs w:val="20"/>

--- a/Mapped Curriculum Lesson - Supplemental Material/Grade 7/Lesson 26 - Building Lists with Loops/Building Lists with Loops - Worksheet.docx
+++ b/Mapped Curriculum Lesson - Supplemental Material/Grade 7/Lesson 26 - Building Lists with Loops/Building Lists with Loops - Worksheet.docx
@@ -54,8 +54,206 @@
           <w:rFonts w:ascii="JetBrains Mono" w:hAnsi="JetBrains Mono" w:cs="JetBrains Mono"/>
           <w:sz w:val="20"/>
           <w:szCs w:val="20"/>
+          <w:color w:val="C45E00"/>
+        </w:rPr>
+        <w:t>for</w:t>
+      </w:r>
+      <w:r>
+        <w:rPr>
+          <w:rFonts w:ascii="JetBrains Mono" w:hAnsi="JetBrains Mono" w:cs="JetBrains Mono"/>
+          <w:sz w:val="20"/>
+          <w:szCs w:val="20"/>
+          <w:color w:val="080808"/>
+        </w:rPr>
+        <w:t xml:space="preserve"> count </w:t>
+      </w:r>
+      <w:r>
+        <w:rPr>
+          <w:rFonts w:ascii="JetBrains Mono" w:hAnsi="JetBrains Mono" w:cs="JetBrains Mono"/>
+          <w:sz w:val="20"/>
+          <w:szCs w:val="20"/>
+          <w:color w:val="C45E00"/>
+        </w:rPr>
+        <w:t>in</w:t>
+      </w:r>
+      <w:r>
+        <w:rPr>
+          <w:rFonts w:ascii="JetBrains Mono" w:hAnsi="JetBrains Mono" w:cs="JetBrains Mono"/>
+          <w:sz w:val="20"/>
+          <w:szCs w:val="20"/>
+          <w:color w:val="080808"/>
+        </w:rPr>
+        <w:t xml:space="preserve"> </w:t>
+      </w:r>
+      <w:r>
+        <w:rPr>
+          <w:rFonts w:ascii="JetBrains Mono" w:hAnsi="JetBrains Mono" w:cs="JetBrains Mono"/>
+          <w:sz w:val="20"/>
+          <w:szCs w:val="20"/>
           <w:color w:val="1750EB"/>
         </w:rPr>
+        <w:t>range</w:t>
+      </w:r>
+      <w:r>
+        <w:rPr>
+          <w:rFonts w:ascii="JetBrains Mono" w:hAnsi="JetBrains Mono" w:cs="JetBrains Mono"/>
+          <w:sz w:val="20"/>
+          <w:szCs w:val="20"/>
+          <w:color w:val="080808"/>
+        </w:rPr>
+        <w:t>(3):</w:t>
+      </w:r>
+      <w:r>
+        <w:rPr>
+          <w:rFonts w:ascii="JetBrains Mono" w:hAnsi="JetBrains Mono" w:cs="JetBrains Mono"/>
+          <w:sz w:val="20"/>
+          <w:szCs w:val="20"/>
+          <w:color w:val="080808"/>
+        </w:rPr>
+        <w:br/>
+      </w:r>
+      <w:r>
+        <w:rPr>
+          <w:rFonts w:ascii="JetBrains Mono" w:hAnsi="JetBrains Mono" w:cs="JetBrains Mono"/>
+          <w:sz w:val="20"/>
+          <w:szCs w:val="20"/>
+          <w:color w:val="080808"/>
+        </w:rPr>
+        <w:t xml:space="preserve">    note = </w:t>
+      </w:r>
+      <w:r>
+        <w:rPr>
+          <w:rFonts w:ascii="JetBrains Mono" w:hAnsi="JetBrains Mono" w:cs="JetBrains Mono"/>
+          <w:sz w:val="20"/>
+          <w:szCs w:val="20"/>
+          <w:color w:val="1750EB"/>
+        </w:rPr>
+        <w:t>input</w:t>
+      </w:r>
+      <w:r>
+        <w:rPr>
+          <w:rFonts w:ascii="JetBrains Mono" w:hAnsi="JetBrains Mono" w:cs="JetBrains Mono"/>
+          <w:sz w:val="20"/>
+          <w:szCs w:val="20"/>
+          <w:color w:val="080808"/>
+        </w:rPr>
+        <w:t>(</w:t>
+      </w:r>
+      <w:r>
+        <w:rPr>
+          <w:rFonts w:ascii="JetBrains Mono" w:hAnsi="JetBrains Mono" w:cs="JetBrains Mono"/>
+          <w:sz w:val="20"/>
+          <w:szCs w:val="20"/>
+          <w:color w:val="067D17"/>
+        </w:rPr>
+        <w:t>"Enter a note: "</w:t>
+      </w:r>
+      <w:r>
+        <w:rPr>
+          <w:rFonts w:ascii="JetBrains Mono" w:hAnsi="JetBrains Mono" w:cs="JetBrains Mono"/>
+          <w:sz w:val="20"/>
+          <w:szCs w:val="20"/>
+          <w:color w:val="080808"/>
+        </w:rPr>
+        <w:t>)</w:t>
+      </w:r>
+      <w:r>
+        <w:rPr>
+          <w:rFonts w:ascii="JetBrains Mono" w:hAnsi="JetBrains Mono" w:cs="JetBrains Mono"/>
+          <w:sz w:val="20"/>
+          <w:szCs w:val="20"/>
+          <w:color w:val="080808"/>
+        </w:rPr>
+        <w:br/>
+      </w:r>
+      <w:r>
+        <w:rPr>
+          <w:rFonts w:ascii="JetBrains Mono" w:hAnsi="JetBrains Mono" w:cs="JetBrains Mono"/>
+          <w:sz w:val="20"/>
+          <w:szCs w:val="20"/>
+          <w:color w:val="080808"/>
+        </w:rPr>
+        <w:t xml:space="preserve">    notes</w:t>
+      </w:r>
+      <w:r>
+        <w:rPr>
+          <w:rFonts w:ascii="JetBrains Mono" w:hAnsi="JetBrains Mono" w:cs="JetBrains Mono"/>
+          <w:sz w:val="20"/>
+          <w:szCs w:val="20"/>
+          <w:color w:val="1750EB"/>
+        </w:rPr>
+        <w:t>.append</w:t>
+      </w:r>
+      <w:r>
+        <w:rPr>
+          <w:rFonts w:ascii="JetBrains Mono" w:hAnsi="JetBrains Mono" w:cs="JetBrains Mono"/>
+          <w:sz w:val="20"/>
+          <w:szCs w:val="20"/>
+          <w:color w:val="080808"/>
+        </w:rPr>
+        <w:t>(note)</w:t>
+      </w:r>
+      <w:r>
+        <w:rPr>
+          <w:rFonts w:ascii="JetBrains Mono" w:hAnsi="JetBrains Mono" w:cs="JetBrains Mono"/>
+          <w:sz w:val="20"/>
+          <w:szCs w:val="20"/>
+          <w:color w:val="080808"/>
+        </w:rPr>
+        <w:br/>
+      </w:r>
+      <w:r>
+        <w:rPr>
+          <w:rFonts w:ascii="JetBrains Mono" w:hAnsi="JetBrains Mono" w:cs="JetBrains Mono"/>
+          <w:sz w:val="20"/>
+          <w:szCs w:val="20"/>
+          <w:color w:val="1750EB"/>
+        </w:rPr>
+        <w:t>print</w:t>
+      </w:r>
+      <w:r>
+        <w:rPr>
+          <w:rFonts w:ascii="JetBrains Mono" w:hAnsi="JetBrains Mono" w:cs="JetBrains Mono"/>
+          <w:sz w:val="20"/>
+          <w:szCs w:val="20"/>
+          <w:color w:val="080808"/>
+        </w:rPr>
+        <w:t>(</w:t>
+      </w:r>
+      <w:r>
+        <w:rPr>
+          <w:rFonts w:ascii="JetBrains Mono" w:hAnsi="JetBrains Mono" w:cs="JetBrains Mono"/>
+          <w:sz w:val="20"/>
+          <w:szCs w:val="20"/>
+          <w:color w:val="067D17"/>
+        </w:rPr>
+        <w:t>"Saved notes:"</w:t>
+      </w:r>
+      <w:r>
+        <w:rPr>
+          <w:rFonts w:ascii="JetBrains Mono" w:hAnsi="JetBrains Mono" w:cs="JetBrains Mono"/>
+          <w:sz w:val="20"/>
+          <w:szCs w:val="20"/>
+          <w:color w:val="080808"/>
+        </w:rPr>
+        <w:t>)</w:t>
+      </w:r>
+      <w:r>
+        <w:rPr>
+          <w:rFonts w:ascii="JetBrains Mono" w:hAnsi="JetBrains Mono" w:cs="JetBrains Mono"/>
+          <w:sz w:val="20"/>
+          <w:szCs w:val="20"/>
+          <w:color w:val="080808"/>
+        </w:rPr>
+        <w:br/>
+      </w:r>
+      <w:r>
+        <w:rPr>
+          <w:rFonts w:ascii="JetBrains Mono" w:hAnsi="JetBrains Mono" w:cs="JetBrains Mono"/>
+          <w:sz w:val="20"/>
+          <w:szCs w:val="20"/>
+          <w:color w:val="C45E00"/>
+        </w:rPr>
         <w:t>for</w:t>
       </w:r>
       <w:r>
@@ -65,204 +263,6 @@
           <w:szCs w:val="20"/>
           <w:color w:val="080808"/>
         </w:rPr>
-        <w:t xml:space="preserve"> count </w:t>
-      </w:r>
-      <w:r>
-        <w:rPr>
-          <w:rFonts w:ascii="JetBrains Mono" w:hAnsi="JetBrains Mono" w:cs="JetBrains Mono"/>
-          <w:sz w:val="20"/>
-          <w:szCs w:val="20"/>
-          <w:color w:val="1750EB"/>
-        </w:rPr>
-        <w:t>in</w:t>
-      </w:r>
-      <w:r>
-        <w:rPr>
-          <w:rFonts w:ascii="JetBrains Mono" w:hAnsi="JetBrains Mono" w:cs="JetBrains Mono"/>
-          <w:sz w:val="20"/>
-          <w:szCs w:val="20"/>
-          <w:color w:val="080808"/>
-        </w:rPr>
-        <w:t xml:space="preserve"> </w:t>
-      </w:r>
-      <w:r>
-        <w:rPr>
-          <w:rFonts w:ascii="JetBrains Mono" w:hAnsi="JetBrains Mono" w:cs="JetBrains Mono"/>
-          <w:sz w:val="20"/>
-          <w:szCs w:val="20"/>
-          <w:color w:val="1750EB"/>
-        </w:rPr>
-        <w:t>range</w:t>
-      </w:r>
-      <w:r>
-        <w:rPr>
-          <w:rFonts w:ascii="JetBrains Mono" w:hAnsi="JetBrains Mono" w:cs="JetBrains Mono"/>
-          <w:sz w:val="20"/>
-          <w:szCs w:val="20"/>
-          <w:color w:val="080808"/>
-        </w:rPr>
-        <w:t>(3):</w:t>
-      </w:r>
-      <w:r>
-        <w:rPr>
-          <w:rFonts w:ascii="JetBrains Mono" w:hAnsi="JetBrains Mono" w:cs="JetBrains Mono"/>
-          <w:sz w:val="20"/>
-          <w:szCs w:val="20"/>
-          <w:color w:val="080808"/>
-        </w:rPr>
-        <w:br/>
-      </w:r>
-      <w:r>
-        <w:rPr>
-          <w:rFonts w:ascii="JetBrains Mono" w:hAnsi="JetBrains Mono" w:cs="JetBrains Mono"/>
-          <w:sz w:val="20"/>
-          <w:szCs w:val="20"/>
-          <w:color w:val="080808"/>
-        </w:rPr>
-        <w:t xml:space="preserve">    note = </w:t>
-      </w:r>
-      <w:r>
-        <w:rPr>
-          <w:rFonts w:ascii="JetBrains Mono" w:hAnsi="JetBrains Mono" w:cs="JetBrains Mono"/>
-          <w:sz w:val="20"/>
-          <w:szCs w:val="20"/>
-          <w:color w:val="1750EB"/>
-        </w:rPr>
-        <w:t>input</w:t>
-      </w:r>
-      <w:r>
-        <w:rPr>
-          <w:rFonts w:ascii="JetBrains Mono" w:hAnsi="JetBrains Mono" w:cs="JetBrains Mono"/>
-          <w:sz w:val="20"/>
-          <w:szCs w:val="20"/>
-          <w:color w:val="080808"/>
-        </w:rPr>
-        <w:t>(</w:t>
-      </w:r>
-      <w:r>
-        <w:rPr>
-          <w:rFonts w:ascii="JetBrains Mono" w:hAnsi="JetBrains Mono" w:cs="JetBrains Mono"/>
-          <w:sz w:val="20"/>
-          <w:szCs w:val="20"/>
-          <w:color w:val="067D17"/>
-        </w:rPr>
-        <w:t>"Enter a note: "</w:t>
-      </w:r>
-      <w:r>
-        <w:rPr>
-          <w:rFonts w:ascii="JetBrains Mono" w:hAnsi="JetBrains Mono" w:cs="JetBrains Mono"/>
-          <w:sz w:val="20"/>
-          <w:szCs w:val="20"/>
-          <w:color w:val="080808"/>
-        </w:rPr>
-        <w:t>)</w:t>
-      </w:r>
-      <w:r>
-        <w:rPr>
-          <w:rFonts w:ascii="JetBrains Mono" w:hAnsi="JetBrains Mono" w:cs="JetBrains Mono"/>
-          <w:sz w:val="20"/>
-          <w:szCs w:val="20"/>
-          <w:color w:val="080808"/>
-        </w:rPr>
-        <w:br/>
-      </w:r>
-      <w:r>
-        <w:rPr>
-          <w:rFonts w:ascii="JetBrains Mono" w:hAnsi="JetBrains Mono" w:cs="JetBrains Mono"/>
-          <w:sz w:val="20"/>
-          <w:szCs w:val="20"/>
-          <w:color w:val="080808"/>
-        </w:rPr>
-        <w:t xml:space="preserve">    notes</w:t>
-      </w:r>
-      <w:r>
-        <w:rPr>
-          <w:rFonts w:ascii="JetBrains Mono" w:hAnsi="JetBrains Mono" w:cs="JetBrains Mono"/>
-          <w:sz w:val="20"/>
-          <w:szCs w:val="20"/>
-          <w:color w:val="1750EB"/>
-        </w:rPr>
-        <w:t>.append</w:t>
-      </w:r>
-      <w:r>
-        <w:rPr>
-          <w:rFonts w:ascii="JetBrains Mono" w:hAnsi="JetBrains Mono" w:cs="JetBrains Mono"/>
-          <w:sz w:val="20"/>
-          <w:szCs w:val="20"/>
-          <w:color w:val="080808"/>
-        </w:rPr>
-        <w:t>(note)</w:t>
-      </w:r>
-      <w:r>
-        <w:rPr>
-          <w:rFonts w:ascii="JetBrains Mono" w:hAnsi="JetBrains Mono" w:cs="JetBrains Mono"/>
-          <w:sz w:val="20"/>
-          <w:szCs w:val="20"/>
-          <w:color w:val="080808"/>
-        </w:rPr>
-        <w:br/>
-      </w:r>
-      <w:r>
-        <w:rPr>
-          <w:rFonts w:ascii="JetBrains Mono" w:hAnsi="JetBrains Mono" w:cs="JetBrains Mono"/>
-          <w:sz w:val="20"/>
-          <w:szCs w:val="20"/>
-          <w:color w:val="1750EB"/>
-        </w:rPr>
-        <w:t>print</w:t>
-      </w:r>
-      <w:r>
-        <w:rPr>
-          <w:rFonts w:ascii="JetBrains Mono" w:hAnsi="JetBrains Mono" w:cs="JetBrains Mono"/>
-          <w:sz w:val="20"/>
-          <w:szCs w:val="20"/>
-          <w:color w:val="080808"/>
-        </w:rPr>
-        <w:t>(</w:t>
-      </w:r>
-      <w:r>
-        <w:rPr>
-          <w:rFonts w:ascii="JetBrains Mono" w:hAnsi="JetBrains Mono" w:cs="JetBrains Mono"/>
-          <w:sz w:val="20"/>
-          <w:szCs w:val="20"/>
-          <w:color w:val="067D17"/>
-        </w:rPr>
-        <w:t>"Saved notes:"</w:t>
-      </w:r>
-      <w:r>
-        <w:rPr>
-          <w:rFonts w:ascii="JetBrains Mono" w:hAnsi="JetBrains Mono" w:cs="JetBrains Mono"/>
-          <w:sz w:val="20"/>
-          <w:szCs w:val="20"/>
-          <w:color w:val="080808"/>
-        </w:rPr>
-        <w:t>)</w:t>
-      </w:r>
-      <w:r>
-        <w:rPr>
-          <w:rFonts w:ascii="JetBrains Mono" w:hAnsi="JetBrains Mono" w:cs="JetBrains Mono"/>
-          <w:sz w:val="20"/>
-          <w:szCs w:val="20"/>
-          <w:color w:val="080808"/>
-        </w:rPr>
-        <w:br/>
-      </w:r>
-      <w:r>
-        <w:rPr>
-          <w:rFonts w:ascii="JetBrains Mono" w:hAnsi="JetBrains Mono" w:cs="JetBrains Mono"/>
-          <w:sz w:val="20"/>
-          <w:szCs w:val="20"/>
-          <w:color w:val="1750EB"/>
-        </w:rPr>
-        <w:t>for</w:t>
-      </w:r>
-      <w:r>
-        <w:rPr>
-          <w:rFonts w:ascii="JetBrains Mono" w:hAnsi="JetBrains Mono" w:cs="JetBrains Mono"/>
-          <w:sz w:val="20"/>
-          <w:szCs w:val="20"/>
-          <w:color w:val="080808"/>
-        </w:rPr>
         <w:t xml:space="preserve"> note </w:t>
       </w:r>
       <w:r>
@@ -270,7 +270,7 @@
           <w:rFonts w:ascii="JetBrains Mono" w:hAnsi="JetBrains Mono" w:cs="JetBrains Mono"/>
           <w:sz w:val="20"/>
           <w:szCs w:val="20"/>
-          <w:color w:val="1750EB"/>
+          <w:color w:val="C45E00"/>
         </w:rPr>
         <w:t>in</w:t>
       </w:r>
@@ -739,8 +739,206 @@
           <w:rFonts w:ascii="JetBrains Mono" w:hAnsi="JetBrains Mono" w:cs="JetBrains Mono"/>
           <w:sz w:val="20"/>
           <w:szCs w:val="20"/>
+          <w:color w:val="C45E00"/>
+        </w:rPr>
+        <w:t>for</w:t>
+      </w:r>
+      <w:r>
+        <w:rPr>
+          <w:rFonts w:ascii="JetBrains Mono" w:hAnsi="JetBrains Mono" w:cs="JetBrains Mono"/>
+          <w:sz w:val="20"/>
+          <w:szCs w:val="20"/>
+          <w:color w:val="080808"/>
+        </w:rPr>
+        <w:t xml:space="preserve"> count </w:t>
+      </w:r>
+      <w:r>
+        <w:rPr>
+          <w:rFonts w:ascii="JetBrains Mono" w:hAnsi="JetBrains Mono" w:cs="JetBrains Mono"/>
+          <w:sz w:val="20"/>
+          <w:szCs w:val="20"/>
+          <w:color w:val="C45E00"/>
+        </w:rPr>
+        <w:t>in</w:t>
+      </w:r>
+      <w:r>
+        <w:rPr>
+          <w:rFonts w:ascii="JetBrains Mono" w:hAnsi="JetBrains Mono" w:cs="JetBrains Mono"/>
+          <w:sz w:val="20"/>
+          <w:szCs w:val="20"/>
+          <w:color w:val="080808"/>
+        </w:rPr>
+        <w:t xml:space="preserve"> </w:t>
+      </w:r>
+      <w:r>
+        <w:rPr>
+          <w:rFonts w:ascii="JetBrains Mono" w:hAnsi="JetBrains Mono" w:cs="JetBrains Mono"/>
+          <w:sz w:val="20"/>
+          <w:szCs w:val="20"/>
           <w:color w:val="1750EB"/>
         </w:rPr>
+        <w:t>range</w:t>
+      </w:r>
+      <w:r>
+        <w:rPr>
+          <w:rFonts w:ascii="JetBrains Mono" w:hAnsi="JetBrains Mono" w:cs="JetBrains Mono"/>
+          <w:sz w:val="20"/>
+          <w:szCs w:val="20"/>
+          <w:color w:val="080808"/>
+        </w:rPr>
+        <w:t>(3):</w:t>
+      </w:r>
+      <w:r>
+        <w:rPr>
+          <w:rFonts w:ascii="JetBrains Mono" w:hAnsi="JetBrains Mono" w:cs="JetBrains Mono"/>
+          <w:sz w:val="20"/>
+          <w:szCs w:val="20"/>
+          <w:color w:val="080808"/>
+        </w:rPr>
+        <w:br/>
+      </w:r>
+      <w:r>
+        <w:rPr>
+          <w:rFonts w:ascii="JetBrains Mono" w:hAnsi="JetBrains Mono" w:cs="JetBrains Mono"/>
+          <w:sz w:val="20"/>
+          <w:szCs w:val="20"/>
+          <w:color w:val="080808"/>
+        </w:rPr>
+        <w:t xml:space="preserve">    note = </w:t>
+      </w:r>
+      <w:r>
+        <w:rPr>
+          <w:rFonts w:ascii="JetBrains Mono" w:hAnsi="JetBrains Mono" w:cs="JetBrains Mono"/>
+          <w:sz w:val="20"/>
+          <w:szCs w:val="20"/>
+          <w:color w:val="1750EB"/>
+        </w:rPr>
+        <w:t>input</w:t>
+      </w:r>
+      <w:r>
+        <w:rPr>
+          <w:rFonts w:ascii="JetBrains Mono" w:hAnsi="JetBrains Mono" w:cs="JetBrains Mono"/>
+          <w:sz w:val="20"/>
+          <w:szCs w:val="20"/>
+          <w:color w:val="080808"/>
+        </w:rPr>
+        <w:t>(</w:t>
+      </w:r>
+      <w:r>
+        <w:rPr>
+          <w:rFonts w:ascii="JetBrains Mono" w:hAnsi="JetBrains Mono" w:cs="JetBrains Mono"/>
+          <w:sz w:val="20"/>
+          <w:szCs w:val="20"/>
+          <w:color w:val="067D17"/>
+        </w:rPr>
+        <w:t>"Enter a note: "</w:t>
+      </w:r>
+      <w:r>
+        <w:rPr>
+          <w:rFonts w:ascii="JetBrains Mono" w:hAnsi="JetBrains Mono" w:cs="JetBrains Mono"/>
+          <w:sz w:val="20"/>
+          <w:szCs w:val="20"/>
+          <w:color w:val="080808"/>
+        </w:rPr>
+        <w:t>)</w:t>
+      </w:r>
+      <w:r>
+        <w:rPr>
+          <w:rFonts w:ascii="JetBrains Mono" w:hAnsi="JetBrains Mono" w:cs="JetBrains Mono"/>
+          <w:sz w:val="20"/>
+          <w:szCs w:val="20"/>
+          <w:color w:val="080808"/>
+        </w:rPr>
+        <w:br/>
+      </w:r>
+      <w:r>
+        <w:rPr>
+          <w:rFonts w:ascii="JetBrains Mono" w:hAnsi="JetBrains Mono" w:cs="JetBrains Mono"/>
+          <w:sz w:val="20"/>
+          <w:szCs w:val="20"/>
+          <w:color w:val="080808"/>
+        </w:rPr>
+        <w:t xml:space="preserve">    notes</w:t>
+      </w:r>
+      <w:r>
+        <w:rPr>
+          <w:rFonts w:ascii="JetBrains Mono" w:hAnsi="JetBrains Mono" w:cs="JetBrains Mono"/>
+          <w:sz w:val="20"/>
+          <w:szCs w:val="20"/>
+          <w:color w:val="1750EB"/>
+        </w:rPr>
+        <w:t>.append</w:t>
+      </w:r>
+      <w:r>
+        <w:rPr>
+          <w:rFonts w:ascii="JetBrains Mono" w:hAnsi="JetBrains Mono" w:cs="JetBrains Mono"/>
+          <w:sz w:val="20"/>
+          <w:szCs w:val="20"/>
+          <w:color w:val="080808"/>
+        </w:rPr>
+        <w:t>(note)</w:t>
+      </w:r>
+      <w:r>
+        <w:rPr>
+          <w:rFonts w:ascii="JetBrains Mono" w:hAnsi="JetBrains Mono" w:cs="JetBrains Mono"/>
+          <w:sz w:val="20"/>
+          <w:szCs w:val="20"/>
+          <w:color w:val="080808"/>
+        </w:rPr>
+        <w:br/>
+      </w:r>
+      <w:r>
+        <w:rPr>
+          <w:rFonts w:ascii="JetBrains Mono" w:hAnsi="JetBrains Mono" w:cs="JetBrains Mono"/>
+          <w:sz w:val="20"/>
+          <w:szCs w:val="20"/>
+          <w:color w:val="1750EB"/>
+        </w:rPr>
+        <w:t>print</w:t>
+      </w:r>
+      <w:r>
+        <w:rPr>
+          <w:rFonts w:ascii="JetBrains Mono" w:hAnsi="JetBrains Mono" w:cs="JetBrains Mono"/>
+          <w:sz w:val="20"/>
+          <w:szCs w:val="20"/>
+          <w:color w:val="080808"/>
+        </w:rPr>
+        <w:t>(</w:t>
+      </w:r>
+      <w:r>
+        <w:rPr>
+          <w:rFonts w:ascii="JetBrains Mono" w:hAnsi="JetBrains Mono" w:cs="JetBrains Mono"/>
+          <w:sz w:val="20"/>
+          <w:szCs w:val="20"/>
+          <w:color w:val="067D17"/>
+        </w:rPr>
+        <w:t>"Saved notes:"</w:t>
+      </w:r>
+      <w:r>
+        <w:rPr>
+          <w:rFonts w:ascii="JetBrains Mono" w:hAnsi="JetBrains Mono" w:cs="JetBrains Mono"/>
+          <w:sz w:val="20"/>
+          <w:szCs w:val="20"/>
+          <w:color w:val="080808"/>
+        </w:rPr>
+        <w:t>)</w:t>
+      </w:r>
+      <w:r>
+        <w:rPr>
+          <w:rFonts w:ascii="JetBrains Mono" w:hAnsi="JetBrains Mono" w:cs="JetBrains Mono"/>
+          <w:sz w:val="20"/>
+          <w:szCs w:val="20"/>
+          <w:color w:val="080808"/>
+        </w:rPr>
+        <w:br/>
+      </w:r>
+      <w:r>
+        <w:rPr>
+          <w:rFonts w:ascii="JetBrains Mono" w:hAnsi="JetBrains Mono" w:cs="JetBrains Mono"/>
+          <w:sz w:val="20"/>
+          <w:szCs w:val="20"/>
+          <w:color w:val="C45E00"/>
+        </w:rPr>
         <w:t>for</w:t>
       </w:r>
       <w:r>
@@ -750,204 +948,6 @@
           <w:szCs w:val="20"/>
           <w:color w:val="080808"/>
         </w:rPr>
-        <w:t xml:space="preserve"> count </w:t>
-      </w:r>
-      <w:r>
-        <w:rPr>
-          <w:rFonts w:ascii="JetBrains Mono" w:hAnsi="JetBrains Mono" w:cs="JetBrains Mono"/>
-          <w:sz w:val="20"/>
-          <w:szCs w:val="20"/>
-          <w:color w:val="1750EB"/>
-        </w:rPr>
-        <w:t>in</w:t>
-      </w:r>
-      <w:r>
-        <w:rPr>
-          <w:rFonts w:ascii="JetBrains Mono" w:hAnsi="JetBrains Mono" w:cs="JetBrains Mono"/>
-          <w:sz w:val="20"/>
-          <w:szCs w:val="20"/>
-          <w:color w:val="080808"/>
-        </w:rPr>
-        <w:t xml:space="preserve"> </w:t>
-      </w:r>
-      <w:r>
-        <w:rPr>
-          <w:rFonts w:ascii="JetBrains Mono" w:hAnsi="JetBrains Mono" w:cs="JetBrains Mono"/>
-          <w:sz w:val="20"/>
-          <w:szCs w:val="20"/>
-          <w:color w:val="1750EB"/>
-        </w:rPr>
-        <w:t>range</w:t>
-      </w:r>
-      <w:r>
-        <w:rPr>
-          <w:rFonts w:ascii="JetBrains Mono" w:hAnsi="JetBrains Mono" w:cs="JetBrains Mono"/>
-          <w:sz w:val="20"/>
-          <w:szCs w:val="20"/>
-          <w:color w:val="080808"/>
-        </w:rPr>
-        <w:t>(3):</w:t>
-      </w:r>
-      <w:r>
-        <w:rPr>
-          <w:rFonts w:ascii="JetBrains Mono" w:hAnsi="JetBrains Mono" w:cs="JetBrains Mono"/>
-          <w:sz w:val="20"/>
-          <w:szCs w:val="20"/>
-          <w:color w:val="080808"/>
-        </w:rPr>
-        <w:br/>
-      </w:r>
-      <w:r>
-        <w:rPr>
-          <w:rFonts w:ascii="JetBrains Mono" w:hAnsi="JetBrains Mono" w:cs="JetBrains Mono"/>
-          <w:sz w:val="20"/>
-          <w:szCs w:val="20"/>
-          <w:color w:val="080808"/>
-        </w:rPr>
-        <w:t xml:space="preserve">    note = </w:t>
-      </w:r>
-      <w:r>
-        <w:rPr>
-          <w:rFonts w:ascii="JetBrains Mono" w:hAnsi="JetBrains Mono" w:cs="JetBrains Mono"/>
-          <w:sz w:val="20"/>
-          <w:szCs w:val="20"/>
-          <w:color w:val="1750EB"/>
-        </w:rPr>
-        <w:t>input</w:t>
-      </w:r>
-      <w:r>
-        <w:rPr>
-          <w:rFonts w:ascii="JetBrains Mono" w:hAnsi="JetBrains Mono" w:cs="JetBrains Mono"/>
-          <w:sz w:val="20"/>
-          <w:szCs w:val="20"/>
-          <w:color w:val="080808"/>
-        </w:rPr>
-        <w:t>(</w:t>
-      </w:r>
-      <w:r>
-        <w:rPr>
-          <w:rFonts w:ascii="JetBrains Mono" w:hAnsi="JetBrains Mono" w:cs="JetBrains Mono"/>
-          <w:sz w:val="20"/>
-          <w:szCs w:val="20"/>
-          <w:color w:val="067D17"/>
-        </w:rPr>
-        <w:t>"Enter a note: "</w:t>
-      </w:r>
-      <w:r>
-        <w:rPr>
-          <w:rFonts w:ascii="JetBrains Mono" w:hAnsi="JetBrains Mono" w:cs="JetBrains Mono"/>
-          <w:sz w:val="20"/>
-          <w:szCs w:val="20"/>
-          <w:color w:val="080808"/>
-        </w:rPr>
-        <w:t>)</w:t>
-      </w:r>
-      <w:r>
-        <w:rPr>
-          <w:rFonts w:ascii="JetBrains Mono" w:hAnsi="JetBrains Mono" w:cs="JetBrains Mono"/>
-          <w:sz w:val="20"/>
-          <w:szCs w:val="20"/>
-          <w:color w:val="080808"/>
-        </w:rPr>
-        <w:br/>
-      </w:r>
-      <w:r>
-        <w:rPr>
-          <w:rFonts w:ascii="JetBrains Mono" w:hAnsi="JetBrains Mono" w:cs="JetBrains Mono"/>
-          <w:sz w:val="20"/>
-          <w:szCs w:val="20"/>
-          <w:color w:val="080808"/>
-        </w:rPr>
-        <w:t xml:space="preserve">    notes</w:t>
-      </w:r>
-      <w:r>
-        <w:rPr>
-          <w:rFonts w:ascii="JetBrains Mono" w:hAnsi="JetBrains Mono" w:cs="JetBrains Mono"/>
-          <w:sz w:val="20"/>
-          <w:szCs w:val="20"/>
-          <w:color w:val="1750EB"/>
-        </w:rPr>
-        <w:t>.append</w:t>
-      </w:r>
-      <w:r>
-        <w:rPr>
-          <w:rFonts w:ascii="JetBrains Mono" w:hAnsi="JetBrains Mono" w:cs="JetBrains Mono"/>
-          <w:sz w:val="20"/>
-          <w:szCs w:val="20"/>
-          <w:color w:val="080808"/>
-        </w:rPr>
-        <w:t>(note)</w:t>
-      </w:r>
-      <w:r>
-        <w:rPr>
-          <w:rFonts w:ascii="JetBrains Mono" w:hAnsi="JetBrains Mono" w:cs="JetBrains Mono"/>
-          <w:sz w:val="20"/>
-          <w:szCs w:val="20"/>
-          <w:color w:val="080808"/>
-        </w:rPr>
-        <w:br/>
-      </w:r>
-      <w:r>
-        <w:rPr>
-          <w:rFonts w:ascii="JetBrains Mono" w:hAnsi="JetBrains Mono" w:cs="JetBrains Mono"/>
-          <w:sz w:val="20"/>
-          <w:szCs w:val="20"/>
-          <w:color w:val="1750EB"/>
-        </w:rPr>
-        <w:t>print</w:t>
-      </w:r>
-      <w:r>
-        <w:rPr>
-          <w:rFonts w:ascii="JetBrains Mono" w:hAnsi="JetBrains Mono" w:cs="JetBrains Mono"/>
-          <w:sz w:val="20"/>
-          <w:szCs w:val="20"/>
-          <w:color w:val="080808"/>
-        </w:rPr>
-        <w:t>(</w:t>
-      </w:r>
-      <w:r>
-        <w:rPr>
-          <w:rFonts w:ascii="JetBrains Mono" w:hAnsi="JetBrains Mono" w:cs="JetBrains Mono"/>
-          <w:sz w:val="20"/>
-          <w:szCs w:val="20"/>
-          <w:color w:val="067D17"/>
-        </w:rPr>
-        <w:t>"Saved notes:"</w:t>
-      </w:r>
-      <w:r>
-        <w:rPr>
-          <w:rFonts w:ascii="JetBrains Mono" w:hAnsi="JetBrains Mono" w:cs="JetBrains Mono"/>
-          <w:sz w:val="20"/>
-          <w:szCs w:val="20"/>
-          <w:color w:val="080808"/>
-        </w:rPr>
-        <w:t>)</w:t>
-      </w:r>
-      <w:r>
-        <w:rPr>
-          <w:rFonts w:ascii="JetBrains Mono" w:hAnsi="JetBrains Mono" w:cs="JetBrains Mono"/>
-          <w:sz w:val="20"/>
-          <w:szCs w:val="20"/>
-          <w:color w:val="080808"/>
-        </w:rPr>
-        <w:br/>
-      </w:r>
-      <w:r>
-        <w:rPr>
-          <w:rFonts w:ascii="JetBrains Mono" w:hAnsi="JetBrains Mono" w:cs="JetBrains Mono"/>
-          <w:sz w:val="20"/>
-          <w:szCs w:val="20"/>
-          <w:color w:val="1750EB"/>
-        </w:rPr>
-        <w:t>for</w:t>
-      </w:r>
-      <w:r>
-        <w:rPr>
-          <w:rFonts w:ascii="JetBrains Mono" w:hAnsi="JetBrains Mono" w:cs="JetBrains Mono"/>
-          <w:sz w:val="20"/>
-          <w:szCs w:val="20"/>
-          <w:color w:val="080808"/>
-        </w:rPr>
         <w:t xml:space="preserve"> note </w:t>
       </w:r>
       <w:r>
@@ -955,7 +955,7 @@
           <w:rFonts w:ascii="JetBrains Mono" w:hAnsi="JetBrains Mono" w:cs="JetBrains Mono"/>
           <w:sz w:val="20"/>
           <w:szCs w:val="20"/>
-          <w:color w:val="1750EB"/>
+          <w:color w:val="C45E00"/>
         </w:rPr>
         <w:t>in</w:t>
       </w:r>
@@ -1598,7 +1598,7 @@
           <w:kern w:val="0"/>
           <w:szCs w:val="24"/>
           <w14:ligatures w14:val="none"/>
-          <w:color w:val="1750EB"/>
+          <w:color w:val="C45E00"/>
         </w:rPr>
         <w:t>for</w:t>
       </w:r>
@@ -1611,6 +1611,26 @@
           <w:color w:val="080808"/>
         </w:rPr>
         <w:t xml:space="preserve"> count </w:t>
+      </w:r>
+      <w:r>
+        <w:rPr>
+          <w:rFonts w:ascii="JetBrains Mono" w:hAnsi="JetBrains Mono" w:eastAsia="Times New Roman" w:cs="JetBrains Mono"/>
+          <w:kern w:val="0"/>
+          <w:szCs w:val="24"/>
+          <w14:ligatures w14:val="none"/>
+          <w:color w:val="C45E00"/>
+        </w:rPr>
+        <w:t>in</w:t>
+      </w:r>
+      <w:r>
+        <w:rPr>
+          <w:rFonts w:ascii="JetBrains Mono" w:hAnsi="JetBrains Mono" w:eastAsia="Times New Roman" w:cs="JetBrains Mono"/>
+          <w:kern w:val="0"/>
+          <w:szCs w:val="24"/>
+          <w14:ligatures w14:val="none"/>
+          <w:color w:val="080808"/>
+        </w:rPr>
+        <w:t xml:space="preserve"> </w:t>
       </w:r>
       <w:r>
         <w:rPr>
@@ -1620,7 +1640,7 @@
           <w14:ligatures w14:val="none"/>
           <w:color w:val="1750EB"/>
         </w:rPr>
-        <w:t>in</w:t>
+        <w:t>range</w:t>
       </w:r>
       <w:r>
         <w:rPr>
@@ -1630,7 +1650,27 @@
           <w14:ligatures w14:val="none"/>
           <w:color w:val="080808"/>
         </w:rPr>
-        <w:t xml:space="preserve"> </w:t>
+        <w:t>(3):</w:t>
+      </w:r>
+      <w:r>
+        <w:rPr>
+          <w:rFonts w:ascii="JetBrains Mono" w:hAnsi="JetBrains Mono" w:eastAsia="Times New Roman" w:cs="JetBrains Mono"/>
+          <w:kern w:val="0"/>
+          <w:szCs w:val="24"/>
+          <w14:ligatures w14:val="none"/>
+          <w:color w:val="080808"/>
+        </w:rPr>
+        <w:br/>
+      </w:r>
+      <w:r>
+        <w:rPr>
+          <w:rFonts w:ascii="JetBrains Mono" w:hAnsi="JetBrains Mono" w:eastAsia="Times New Roman" w:cs="JetBrains Mono"/>
+          <w:kern w:val="0"/>
+          <w:szCs w:val="24"/>
+          <w14:ligatures w14:val="none"/>
+          <w:color w:val="080808"/>
+        </w:rPr>
+        <w:t xml:space="preserve">    note = </w:t>
       </w:r>
       <w:r>
         <w:rPr>
@@ -1640,7 +1680,7 @@
           <w14:ligatures w14:val="none"/>
           <w:color w:val="1750EB"/>
         </w:rPr>
-        <w:t>range</w:t>
+        <w:t>input</w:t>
       </w:r>
       <w:r>
         <w:rPr>
@@ -1650,7 +1690,7 @@
           <w14:ligatures w14:val="none"/>
           <w:color w:val="080808"/>
         </w:rPr>
-        <w:t>(3):</w:t>
+        <w:t>(</w:t>
       </w:r>
       <w:r>
         <w:rPr>
@@ -1658,9 +1698,9 @@
           <w:kern w:val="0"/>
           <w:szCs w:val="24"/>
           <w14:ligatures w14:val="none"/>
-          <w:color w:val="080808"/>
-        </w:rPr>
-        <w:br/>
+          <w:color w:val="067D17"/>
+        </w:rPr>
+        <w:t>"Enter a note: "</w:t>
       </w:r>
       <w:r>
         <w:rPr>
@@ -1670,7 +1710,27 @@
           <w14:ligatures w14:val="none"/>
           <w:color w:val="080808"/>
         </w:rPr>
-        <w:t xml:space="preserve">    note = </w:t>
+        <w:t>)</w:t>
+      </w:r>
+      <w:r>
+        <w:rPr>
+          <w:rFonts w:ascii="JetBrains Mono" w:hAnsi="JetBrains Mono" w:eastAsia="Times New Roman" w:cs="JetBrains Mono"/>
+          <w:kern w:val="0"/>
+          <w:szCs w:val="24"/>
+          <w14:ligatures w14:val="none"/>
+          <w:color w:val="080808"/>
+        </w:rPr>
+        <w:br/>
+      </w:r>
+      <w:r>
+        <w:rPr>
+          <w:rFonts w:ascii="JetBrains Mono" w:hAnsi="JetBrains Mono" w:eastAsia="Times New Roman" w:cs="JetBrains Mono"/>
+          <w:kern w:val="0"/>
+          <w:szCs w:val="24"/>
+          <w14:ligatures w14:val="none"/>
+          <w:color w:val="080808"/>
+        </w:rPr>
+        <w:t>notes</w:t>
       </w:r>
       <w:r>
         <w:rPr>
@@ -1680,7 +1740,7 @@
           <w14:ligatures w14:val="none"/>
           <w:color w:val="1750EB"/>
         </w:rPr>
-        <w:t>input</w:t>
+        <w:t>.append</w:t>
       </w:r>
       <w:r>
         <w:rPr>
@@ -1690,7 +1750,7 @@
           <w14:ligatures w14:val="none"/>
           <w:color w:val="080808"/>
         </w:rPr>
-        <w:t>(</w:t>
+        <w:t>(note)</w:t>
       </w:r>
       <w:r>
         <w:rPr>
@@ -1698,9 +1758,9 @@
           <w:kern w:val="0"/>
           <w:szCs w:val="24"/>
           <w14:ligatures w14:val="none"/>
-          <w:color w:val="067D17"/>
-        </w:rPr>
-        <w:t>"Enter a note: "</w:t>
+          <w:color w:val="080808"/>
+        </w:rPr>
+        <w:br/>
       </w:r>
       <w:r>
         <w:rPr>
@@ -1708,9 +1768,9 @@
           <w:kern w:val="0"/>
           <w:szCs w:val="24"/>
           <w14:ligatures w14:val="none"/>
-          <w:color w:val="080808"/>
-        </w:rPr>
-        <w:t>)</w:t>
+          <w:color w:val="C45E00"/>
+        </w:rPr>
+        <w:t>for</w:t>
       </w:r>
       <w:r>
         <w:rPr>
@@ -1720,7 +1780,7 @@
           <w14:ligatures w14:val="none"/>
           <w:color w:val="080808"/>
         </w:rPr>
-        <w:br/>
+        <w:t xml:space="preserve"> note </w:t>
       </w:r>
       <w:r>
         <w:rPr>
@@ -1728,67 +1788,7 @@
           <w:kern w:val="0"/>
           <w:szCs w:val="24"/>
           <w14:ligatures w14:val="none"/>
-          <w:color w:val="080808"/>
-        </w:rPr>
-        <w:t>notes</w:t>
-      </w:r>
-      <w:r>
-        <w:rPr>
-          <w:rFonts w:ascii="JetBrains Mono" w:hAnsi="JetBrains Mono" w:eastAsia="Times New Roman" w:cs="JetBrains Mono"/>
-          <w:kern w:val="0"/>
-          <w:szCs w:val="24"/>
-          <w14:ligatures w14:val="none"/>
-          <w:color w:val="1750EB"/>
-        </w:rPr>
-        <w:t>.append</w:t>
-      </w:r>
-      <w:r>
-        <w:rPr>
-          <w:rFonts w:ascii="JetBrains Mono" w:hAnsi="JetBrains Mono" w:eastAsia="Times New Roman" w:cs="JetBrains Mono"/>
-          <w:kern w:val="0"/>
-          <w:szCs w:val="24"/>
-          <w14:ligatures w14:val="none"/>
-          <w:color w:val="080808"/>
-        </w:rPr>
-        <w:t>(note)</w:t>
-      </w:r>
-      <w:r>
-        <w:rPr>
-          <w:rFonts w:ascii="JetBrains Mono" w:hAnsi="JetBrains Mono" w:eastAsia="Times New Roman" w:cs="JetBrains Mono"/>
-          <w:kern w:val="0"/>
-          <w:szCs w:val="24"/>
-          <w14:ligatures w14:val="none"/>
-          <w:color w:val="080808"/>
-        </w:rPr>
-        <w:br/>
-      </w:r>
-      <w:r>
-        <w:rPr>
-          <w:rFonts w:ascii="JetBrains Mono" w:hAnsi="JetBrains Mono" w:eastAsia="Times New Roman" w:cs="JetBrains Mono"/>
-          <w:kern w:val="0"/>
-          <w:szCs w:val="24"/>
-          <w14:ligatures w14:val="none"/>
-          <w:color w:val="1750EB"/>
-        </w:rPr>
-        <w:t>for</w:t>
-      </w:r>
-      <w:r>
-        <w:rPr>
-          <w:rFonts w:ascii="JetBrains Mono" w:hAnsi="JetBrains Mono" w:eastAsia="Times New Roman" w:cs="JetBrains Mono"/>
-          <w:kern w:val="0"/>
-          <w:szCs w:val="24"/>
-          <w14:ligatures w14:val="none"/>
-          <w:color w:val="080808"/>
-        </w:rPr>
-        <w:t xml:space="preserve"> note </w:t>
-      </w:r>
-      <w:r>
-        <w:rPr>
-          <w:rFonts w:ascii="JetBrains Mono" w:hAnsi="JetBrains Mono" w:eastAsia="Times New Roman" w:cs="JetBrains Mono"/>
-          <w:kern w:val="0"/>
-          <w:szCs w:val="24"/>
-          <w14:ligatures w14:val="none"/>
-          <w:color w:val="1750EB"/>
+          <w:color w:val="C45E00"/>
         </w:rPr>
         <w:t>in</w:t>
       </w:r>
